--- a/docs/assets/documents/resume-cover_letter/Pankaj_Gupta_Senior_Angular_Frontend_Developer_Cover_letter.docx
+++ b/docs/assets/documents/resume-cover_letter/Pankaj_Gupta_Senior_Angular_Frontend_Developer_Cover_letter.docx
@@ -12,7 +12,12 @@
       </w:r>
       <w:r>
         <w:br/>
-        <w:t>Bengaluru, India | Open to Relocation</w:t>
+      </w:r>
+      <w:r>
+        <w:t>Delhi</w:t>
+      </w:r>
+      <w:r>
+        <w:t>, India | Open to Relocation</w:t>
       </w:r>
       <w:r>
         <w:br/>
@@ -47,162 +52,27 @@
     </w:p>
     <w:p>
       <w:r>
-        <w:t xml:space="preserve">I am writing to apply for the Senior Angular Frontend Developer position. I bring </w:t>
-      </w:r>
-      <w:r>
-        <w:rPr>
-          <w:b/>
-          <w:bCs/>
-        </w:rPr>
-        <w:t>4+ years of hands-on experience (since April 2021)</w:t>
-      </w:r>
-      <w:r>
-        <w:t xml:space="preserve"> building </w:t>
-      </w:r>
-      <w:r>
-        <w:rPr>
-          <w:b/>
-          <w:bCs/>
-        </w:rPr>
-        <w:t>high-performance, scalable Single Page Applications using Angular (v7–18+), TypeScript, HTML5, and CSS</w:t>
-      </w:r>
-      <w:r>
-        <w:t>, primarily for enterprise and government platforms.</w:t>
+        <w:t>I am writing to apply for the Senior Angular Frontend Engineer position. With 5 years of experience building high-performance, scalable single-page applications using Angular (v7–18+), TypeScript, and modern frontend architectures, I have delivered enterprise-grade solutions focused on performance, scalability, and maintainability.</w:t>
       </w:r>
     </w:p>
     <w:p>
       <w:r>
-        <w:t xml:space="preserve">At </w:t>
-      </w:r>
-      <w:r>
-        <w:rPr>
-          <w:b/>
-          <w:bCs/>
-        </w:rPr>
-        <w:t>Tata Consultancy Services (TCS)</w:t>
-      </w:r>
-      <w:r>
-        <w:t xml:space="preserve">, I have owned frontend development end-to-end for mission-critical Angular applications, from requirement analysis and UI design through development, testing, deployment, and production support. I have designed and maintained scalable Angular SPAs supporting </w:t>
-      </w:r>
-      <w:r>
-        <w:rPr>
-          <w:b/>
-          <w:bCs/>
-        </w:rPr>
-        <w:t>2,000+ concurrent users</w:t>
-      </w:r>
-      <w:r>
-        <w:t xml:space="preserve">, achieving a </w:t>
-      </w:r>
-      <w:r>
-        <w:rPr>
-          <w:b/>
-          <w:bCs/>
-        </w:rPr>
-        <w:t>30% improvement in page load performance</w:t>
-      </w:r>
-      <w:r>
-        <w:t xml:space="preserve"> through lazy loading, modular architecture, and Webpack optimization.</w:t>
+        <w:t>At Tata Consultancy Services (TCS), I have owned frontend development end-to-end for mission-critical Angular applications supporting 2,000+ concurrent users. I reduced page load time by 30% through lazy loading, modular architecture, and Webpack optimization. I have also led technical design discussions, driven state management decisions, and spearheaded an enterprise-wide Angular upgrade initiative from v7 to v18+, improving long-term stability and scalability.</w:t>
       </w:r>
     </w:p>
     <w:p>
       <w:r>
-        <w:t xml:space="preserve">My experience includes building reusable Angular components, implementing </w:t>
-      </w:r>
-      <w:r>
-        <w:rPr>
-          <w:b/>
-          <w:bCs/>
-        </w:rPr>
-        <w:t>NgRx-based state management</w:t>
-      </w:r>
-      <w:r>
-        <w:t xml:space="preserve">, and integrating RESTful APIs using </w:t>
-      </w:r>
-      <w:r>
-        <w:rPr>
-          <w:b/>
-          <w:bCs/>
-        </w:rPr>
-        <w:t>RxJS</w:t>
-      </w:r>
-      <w:r>
-        <w:t xml:space="preserve"> for asynchronous data handling and real-time updates. I have also contributed to </w:t>
-      </w:r>
-      <w:r>
-        <w:rPr>
-          <w:b/>
-          <w:bCs/>
-        </w:rPr>
-        <w:t>large-scale Angular modernization initiatives</w:t>
-      </w:r>
-      <w:r>
-        <w:t xml:space="preserve">, migrating applications from Angular 7 to Angular 18+, improving maintainability, security, and long-term support. Through unit testing, code reviews, and structured debugging, I helped reduce frontend defects by </w:t>
-      </w:r>
-      <w:r>
-        <w:rPr>
-          <w:b/>
-          <w:bCs/>
-        </w:rPr>
-        <w:t>25%</w:t>
-      </w:r>
-      <w:r>
-        <w:t>.</w:t>
+        <w:t>Currently, I contribute to ATITHI, a national-level Government of India customs platform, where I build secure Angular workflows with complex validations and implement frontend security best practices, including XSS mitigation and secure API integration. Previously, I worked on Hitachi Energy’s Digital Passport System, a global Angular application adopted across 140+ countries with multilingual and RTL support.</w:t>
       </w:r>
     </w:p>
     <w:p>
       <w:r>
-        <w:t xml:space="preserve">Currently, I am a core frontend contributor to </w:t>
-      </w:r>
-      <w:r>
-        <w:rPr>
-          <w:b/>
-          <w:bCs/>
-        </w:rPr>
-        <w:t>ATITHI</w:t>
-      </w:r>
-      <w:r>
-        <w:t xml:space="preserve">, a national-level Government of India digital customs declaration platform, where I develop secure Angular workflows with complex validations under strict performance and compliance standards. Previously, I worked on the </w:t>
-      </w:r>
-      <w:r>
-        <w:rPr>
-          <w:b/>
-          <w:bCs/>
-        </w:rPr>
-        <w:t>Digital Passport System for Hitachi Energy</w:t>
-      </w:r>
-      <w:r>
-        <w:t xml:space="preserve">, a global Angular-based application adopted across </w:t>
-      </w:r>
-      <w:r>
-        <w:rPr>
-          <w:b/>
-          <w:bCs/>
-        </w:rPr>
-        <w:t>140+ countries</w:t>
-      </w:r>
-      <w:r>
-        <w:t>, supporting multilingual and RTL-enabled user interfaces.</w:t>
+        <w:t>I am passionate about clean frontend architecture, performance optimization, and building scalable UI systems. I would welcome the opportunity to contribute my expertise to your team.</w:t>
       </w:r>
     </w:p>
     <w:p>
       <w:r>
-        <w:t xml:space="preserve">I enjoy working in </w:t>
-      </w:r>
-      <w:r>
-        <w:rPr>
-          <w:b/>
-          <w:bCs/>
-        </w:rPr>
-        <w:t>Agile/Scrum environments</w:t>
-      </w:r>
-      <w:r>
-        <w:t>, collaborating closely with architects, backend engineers, designers, QA teams, and business stakeholders to deliver reliable and user-centric frontend solutions. I am passionate about Angular development, performance optimization, and clean UI architecture, and I would welcome the opportunity to contribute my expertise to your team.</w:t>
-      </w:r>
-    </w:p>
-    <w:p>
-      <w:r>
-        <w:t>Thank you for your time and consideration. I look forward to the opportunity to discuss my application further.</w:t>
+        <w:t>Thank you for your time and consideration.</w:t>
       </w:r>
     </w:p>
     <w:p>
@@ -834,6 +704,7 @@
   <w:style w:type="character" w:default="1" w:styleId="DefaultParagraphFont">
     <w:name w:val="Default Paragraph Font"/>
     <w:uiPriority w:val="1"/>
+    <w:semiHidden/>
     <w:unhideWhenUsed/>
   </w:style>
   <w:style w:type="table" w:default="1" w:styleId="TableNormal">
